--- a/00-首页/题组Word/习题书/第三篇-有机化学/第三篇-有机化学-99-综合题-学生版.docx
+++ b/00-首页/题组Word/习题书/第三篇-有机化学/第三篇-有机化学-99-综合题-学生版.docx
@@ -162,6 +162,21 @@
     </w:p>
     <w:p>
       <w:pPr>
+        <w:spacing w:before="0" w:after="0"/>
+      </w:pPr>
+    </w:p>
+    <w:p>
+      <w:pPr>
+        <w:spacing w:before="0" w:after="0"/>
+      </w:pPr>
+    </w:p>
+    <w:p>
+      <w:pPr>
+        <w:spacing w:before="0" w:after="0"/>
+      </w:pPr>
+    </w:p>
+    <w:p>
+      <w:pPr>
         <w:spacing w:before="160" w:after="80"/>
       </w:pPr>
       <w:r>
@@ -263,6 +278,31 @@
     </w:p>
     <w:p>
       <w:pPr>
+        <w:spacing w:before="0" w:after="0"/>
+      </w:pPr>
+    </w:p>
+    <w:p>
+      <w:pPr>
+        <w:spacing w:before="0" w:after="0"/>
+      </w:pPr>
+    </w:p>
+    <w:p>
+      <w:pPr>
+        <w:spacing w:before="0" w:after="0"/>
+      </w:pPr>
+    </w:p>
+    <w:p>
+      <w:pPr>
+        <w:spacing w:before="0" w:after="0"/>
+      </w:pPr>
+    </w:p>
+    <w:p>
+      <w:pPr>
+        <w:spacing w:before="0" w:after="0"/>
+      </w:pPr>
+    </w:p>
+    <w:p>
+      <w:pPr>
         <w:spacing w:before="160" w:after="80"/>
       </w:pPr>
       <w:r>
@@ -358,6 +398,31 @@
     </w:p>
     <w:p>
       <w:pPr>
+        <w:spacing w:before="0" w:after="0"/>
+      </w:pPr>
+    </w:p>
+    <w:p>
+      <w:pPr>
+        <w:spacing w:before="0" w:after="0"/>
+      </w:pPr>
+    </w:p>
+    <w:p>
+      <w:pPr>
+        <w:spacing w:before="0" w:after="0"/>
+      </w:pPr>
+    </w:p>
+    <w:p>
+      <w:pPr>
+        <w:spacing w:before="0" w:after="0"/>
+      </w:pPr>
+    </w:p>
+    <w:p>
+      <w:pPr>
+        <w:spacing w:before="0" w:after="0"/>
+      </w:pPr>
+    </w:p>
+    <w:p>
+      <w:pPr>
         <w:spacing w:before="160" w:after="80"/>
       </w:pPr>
       <w:r>
@@ -409,7 +474,7 @@
         </w:rPr>
         <w:drawing>
           <wp:inline>
-            <wp:extent cx="3600000" cy="914285"/>
+            <wp:extent cx="3599997" cy="914285"/>
             <wp:effectExtent b="0" l="0" r="0" t="0"/>
             <wp:docPr descr="" title="" id="14" name="Picture"/>
             <a:graphic>
@@ -430,7 +495,7 @@
                   <pic:spPr bwMode="auto">
                     <a:xfrm>
                       <a:off x="0" y="0"/>
-                      <a:ext cx="3600000" cy="914285"/>
+                      <a:ext cx="3599997" cy="914285"/>
                     </a:xfrm>
                     <a:prstGeom prst="rect">
                       <a:avLst/>
@@ -476,6 +541,31 @@
     </w:p>
     <w:p>
       <w:pPr>
+        <w:spacing w:before="0" w:after="0"/>
+      </w:pPr>
+    </w:p>
+    <w:p>
+      <w:pPr>
+        <w:spacing w:before="0" w:after="0"/>
+      </w:pPr>
+    </w:p>
+    <w:p>
+      <w:pPr>
+        <w:spacing w:before="0" w:after="0"/>
+      </w:pPr>
+    </w:p>
+    <w:p>
+      <w:pPr>
+        <w:spacing w:before="0" w:after="0"/>
+      </w:pPr>
+    </w:p>
+    <w:p>
+      <w:pPr>
+        <w:spacing w:before="0" w:after="0"/>
+      </w:pPr>
+    </w:p>
+    <w:p>
+      <w:pPr>
         <w:spacing w:before="160" w:after="80"/>
       </w:pPr>
       <w:r>
@@ -1193,6 +1283,46 @@
         </w:rPr>
         <w:t>。</w:t>
       </w:r>
+    </w:p>
+    <w:p>
+      <w:pPr>
+        <w:spacing w:before="0" w:after="0"/>
+      </w:pPr>
+    </w:p>
+    <w:p>
+      <w:pPr>
+        <w:spacing w:before="0" w:after="0"/>
+      </w:pPr>
+    </w:p>
+    <w:p>
+      <w:pPr>
+        <w:spacing w:before="0" w:after="0"/>
+      </w:pPr>
+    </w:p>
+    <w:p>
+      <w:pPr>
+        <w:spacing w:before="0" w:after="0"/>
+      </w:pPr>
+    </w:p>
+    <w:p>
+      <w:pPr>
+        <w:spacing w:before="0" w:after="0"/>
+      </w:pPr>
+    </w:p>
+    <w:p>
+      <w:pPr>
+        <w:spacing w:before="0" w:after="0"/>
+      </w:pPr>
+    </w:p>
+    <w:p>
+      <w:pPr>
+        <w:spacing w:before="0" w:after="0"/>
+      </w:pPr>
+    </w:p>
+    <w:p>
+      <w:pPr>
+        <w:spacing w:before="0" w:after="0"/>
+      </w:pPr>
     </w:p>
     <w:p>
       <w:pPr>
@@ -2298,6 +2428,46 @@
         </w:rPr>
         <w:t>。</w:t>
       </w:r>
+    </w:p>
+    <w:p>
+      <w:pPr>
+        <w:spacing w:before="0" w:after="0"/>
+      </w:pPr>
+    </w:p>
+    <w:p>
+      <w:pPr>
+        <w:spacing w:before="0" w:after="0"/>
+      </w:pPr>
+    </w:p>
+    <w:p>
+      <w:pPr>
+        <w:spacing w:before="0" w:after="0"/>
+      </w:pPr>
+    </w:p>
+    <w:p>
+      <w:pPr>
+        <w:spacing w:before="0" w:after="0"/>
+      </w:pPr>
+    </w:p>
+    <w:p>
+      <w:pPr>
+        <w:spacing w:before="0" w:after="0"/>
+      </w:pPr>
+    </w:p>
+    <w:p>
+      <w:pPr>
+        <w:spacing w:before="0" w:after="0"/>
+      </w:pPr>
+    </w:p>
+    <w:p>
+      <w:pPr>
+        <w:spacing w:before="0" w:after="0"/>
+      </w:pPr>
+    </w:p>
+    <w:p>
+      <w:pPr>
+        <w:spacing w:before="0" w:after="0"/>
+      </w:pPr>
     </w:p>
     <w:p>
       <w:pPr>
@@ -3004,6 +3174,46 @@
         </w:rPr>
         <w:t>。</w:t>
       </w:r>
+    </w:p>
+    <w:p>
+      <w:pPr>
+        <w:spacing w:before="0" w:after="0"/>
+      </w:pPr>
+    </w:p>
+    <w:p>
+      <w:pPr>
+        <w:spacing w:before="0" w:after="0"/>
+      </w:pPr>
+    </w:p>
+    <w:p>
+      <w:pPr>
+        <w:spacing w:before="0" w:after="0"/>
+      </w:pPr>
+    </w:p>
+    <w:p>
+      <w:pPr>
+        <w:spacing w:before="0" w:after="0"/>
+      </w:pPr>
+    </w:p>
+    <w:p>
+      <w:pPr>
+        <w:spacing w:before="0" w:after="0"/>
+      </w:pPr>
+    </w:p>
+    <w:p>
+      <w:pPr>
+        <w:spacing w:before="0" w:after="0"/>
+      </w:pPr>
+    </w:p>
+    <w:p>
+      <w:pPr>
+        <w:spacing w:before="0" w:after="0"/>
+      </w:pPr>
+    </w:p>
+    <w:p>
+      <w:pPr>
+        <w:spacing w:before="0" w:after="0"/>
+      </w:pPr>
     </w:p>
     <w:p>
       <w:pPr>
@@ -4289,6 +4499,46 @@
     </w:p>
     <w:p>
       <w:pPr>
+        <w:spacing w:before="0" w:after="0"/>
+      </w:pPr>
+    </w:p>
+    <w:p>
+      <w:pPr>
+        <w:spacing w:before="0" w:after="0"/>
+      </w:pPr>
+    </w:p>
+    <w:p>
+      <w:pPr>
+        <w:spacing w:before="0" w:after="0"/>
+      </w:pPr>
+    </w:p>
+    <w:p>
+      <w:pPr>
+        <w:spacing w:before="0" w:after="0"/>
+      </w:pPr>
+    </w:p>
+    <w:p>
+      <w:pPr>
+        <w:spacing w:before="0" w:after="0"/>
+      </w:pPr>
+    </w:p>
+    <w:p>
+      <w:pPr>
+        <w:spacing w:before="0" w:after="0"/>
+      </w:pPr>
+    </w:p>
+    <w:p>
+      <w:pPr>
+        <w:spacing w:before="0" w:after="0"/>
+      </w:pPr>
+    </w:p>
+    <w:p>
+      <w:pPr>
+        <w:spacing w:before="0" w:after="0"/>
+      </w:pPr>
+    </w:p>
+    <w:p>
+      <w:pPr>
         <w:spacing w:before="160" w:after="80"/>
       </w:pPr>
       <w:r>
@@ -4619,7 +4869,7 @@
         </w:rPr>
         <w:drawing>
           <wp:inline>
-            <wp:extent cx="3600000" cy="1190203"/>
+            <wp:extent cx="3600000" cy="1180328"/>
             <wp:effectExtent b="0" l="0" r="0" t="0"/>
             <wp:docPr descr="" title="" id="28" name="Picture"/>
             <a:graphic>
@@ -4640,7 +4890,7 @@
                   <pic:spPr bwMode="auto">
                     <a:xfrm>
                       <a:off x="0" y="0"/>
-                      <a:ext cx="3600000" cy="1190203"/>
+                      <a:ext cx="3600000" cy="1180328"/>
                     </a:xfrm>
                     <a:prstGeom prst="rect">
                       <a:avLst/>
@@ -4671,7 +4921,7 @@
         </w:rPr>
         <w:drawing>
           <wp:inline>
-            <wp:extent cx="3600000" cy="1095238"/>
+            <wp:extent cx="3600000" cy="1062766"/>
             <wp:effectExtent b="0" l="0" r="0" t="0"/>
             <wp:docPr descr="" title="" id="31" name="Picture"/>
             <a:graphic>
@@ -4692,7 +4942,7 @@
                   <pic:spPr bwMode="auto">
                     <a:xfrm>
                       <a:off x="0" y="0"/>
-                      <a:ext cx="3600000" cy="1095238"/>
+                      <a:ext cx="3600000" cy="1062766"/>
                     </a:xfrm>
                     <a:prstGeom prst="rect">
                       <a:avLst/>
@@ -4723,7 +4973,7 @@
         </w:rPr>
         <w:drawing>
           <wp:inline>
-            <wp:extent cx="3600000" cy="1604050"/>
+            <wp:extent cx="3600000" cy="1571574"/>
             <wp:effectExtent b="0" l="0" r="0" t="0"/>
             <wp:docPr descr="" title="" id="34" name="Picture"/>
             <a:graphic>
@@ -4744,7 +4994,7 @@
                   <pic:spPr bwMode="auto">
                     <a:xfrm>
                       <a:off x="0" y="0"/>
-                      <a:ext cx="3600000" cy="1604050"/>
+                      <a:ext cx="3600000" cy="1571574"/>
                     </a:xfrm>
                     <a:prstGeom prst="rect">
                       <a:avLst/>
@@ -4775,7 +5025,7 @@
         </w:rPr>
         <w:drawing>
           <wp:inline>
-            <wp:extent cx="3600000" cy="1456410"/>
+            <wp:extent cx="3600000" cy="1421326"/>
             <wp:effectExtent b="0" l="0" r="0" t="0"/>
             <wp:docPr descr="" title="" id="37" name="Picture"/>
             <a:graphic>
@@ -4796,7 +5046,7 @@
                   <pic:spPr bwMode="auto">
                     <a:xfrm>
                       <a:off x="0" y="0"/>
-                      <a:ext cx="3600000" cy="1456410"/>
+                      <a:ext cx="3600000" cy="1421326"/>
                     </a:xfrm>
                     <a:prstGeom prst="rect">
                       <a:avLst/>
@@ -4827,7 +5077,7 @@
         </w:rPr>
         <w:drawing>
           <wp:inline>
-            <wp:extent cx="3600000" cy="1238268"/>
+            <wp:extent cx="3600000" cy="1213667"/>
             <wp:effectExtent b="0" l="0" r="0" t="0"/>
             <wp:docPr descr="" title="" id="40" name="Picture"/>
             <a:graphic>
@@ -4848,7 +5098,7 @@
                   <pic:spPr bwMode="auto">
                     <a:xfrm>
                       <a:off x="0" y="0"/>
-                      <a:ext cx="3600000" cy="1238268"/>
+                      <a:ext cx="3600000" cy="1213667"/>
                     </a:xfrm>
                     <a:prstGeom prst="rect">
                       <a:avLst/>
@@ -4879,7 +5129,7 @@
         </w:rPr>
         <w:drawing>
           <wp:inline>
-            <wp:extent cx="3600000" cy="1380931"/>
+            <wp:extent cx="3600000" cy="1356984"/>
             <wp:effectExtent b="0" l="0" r="0" t="0"/>
             <wp:docPr descr="" title="" id="43" name="Picture"/>
             <a:graphic>
@@ -4900,7 +5150,7 @@
                   <pic:spPr bwMode="auto">
                     <a:xfrm>
                       <a:off x="0" y="0"/>
-                      <a:ext cx="3600000" cy="1380931"/>
+                      <a:ext cx="3600000" cy="1356984"/>
                     </a:xfrm>
                     <a:prstGeom prst="rect">
                       <a:avLst/>
@@ -5165,7 +5415,7 @@
         </w:rPr>
         <w:drawing>
           <wp:inline>
-            <wp:extent cx="3600000" cy="658983"/>
+            <wp:extent cx="3600000" cy="597966"/>
             <wp:effectExtent b="0" l="0" r="0" t="0"/>
             <wp:docPr descr="" title="" id="46" name="Picture"/>
             <a:graphic>
@@ -5186,7 +5436,7 @@
                   <pic:spPr bwMode="auto">
                     <a:xfrm>
                       <a:off x="0" y="0"/>
-                      <a:ext cx="3600000" cy="658983"/>
+                      <a:ext cx="3600000" cy="597966"/>
                     </a:xfrm>
                     <a:prstGeom prst="rect">
                       <a:avLst/>
@@ -5217,7 +5467,7 @@
         </w:rPr>
         <w:drawing>
           <wp:inline>
-            <wp:extent cx="3600000" cy="1455140"/>
+            <wp:extent cx="3600000" cy="1429907"/>
             <wp:effectExtent b="0" l="0" r="0" t="0"/>
             <wp:docPr descr="" title="" id="49" name="Picture"/>
             <a:graphic>
@@ -5238,7 +5488,7 @@
                   <pic:spPr bwMode="auto">
                     <a:xfrm>
                       <a:off x="0" y="0"/>
-                      <a:ext cx="3600000" cy="1455140"/>
+                      <a:ext cx="3600000" cy="1429907"/>
                     </a:xfrm>
                     <a:prstGeom prst="rect">
                       <a:avLst/>
@@ -5371,7 +5621,7 @@
         </w:rPr>
         <w:drawing>
           <wp:inline>
-            <wp:extent cx="3600000" cy="1940119"/>
+            <wp:extent cx="3600000" cy="1746108"/>
             <wp:effectExtent b="0" l="0" r="0" t="0"/>
             <wp:docPr descr="" title="" id="52" name="Picture"/>
             <a:graphic>
@@ -5392,7 +5642,7 @@
                   <pic:spPr bwMode="auto">
                     <a:xfrm>
                       <a:off x="0" y="0"/>
-                      <a:ext cx="3600000" cy="1940119"/>
+                      <a:ext cx="3600000" cy="1746108"/>
                     </a:xfrm>
                     <a:prstGeom prst="rect">
                       <a:avLst/>
@@ -5423,7 +5673,7 @@
         </w:rPr>
         <w:drawing>
           <wp:inline>
-            <wp:extent cx="3600000" cy="1366071"/>
+            <wp:extent cx="3600000" cy="1317857"/>
             <wp:effectExtent b="0" l="0" r="0" t="0"/>
             <wp:docPr descr="" title="" id="55" name="Picture"/>
             <a:graphic>
@@ -5444,7 +5694,7 @@
                   <pic:spPr bwMode="auto">
                     <a:xfrm>
                       <a:off x="0" y="0"/>
-                      <a:ext cx="3600000" cy="1366071"/>
+                      <a:ext cx="3600000" cy="1317857"/>
                     </a:xfrm>
                     <a:prstGeom prst="rect">
                       <a:avLst/>
@@ -5475,7 +5725,7 @@
         </w:rPr>
         <w:drawing>
           <wp:inline>
-            <wp:extent cx="3600000" cy="737201"/>
+            <wp:extent cx="3600000" cy="700000"/>
             <wp:effectExtent b="0" l="0" r="0" t="0"/>
             <wp:docPr descr="" title="" id="58" name="Picture"/>
             <a:graphic>
@@ -5496,7 +5746,7 @@
                   <pic:spPr bwMode="auto">
                     <a:xfrm>
                       <a:off x="0" y="0"/>
-                      <a:ext cx="3600000" cy="737201"/>
+                      <a:ext cx="3600000" cy="700000"/>
                     </a:xfrm>
                     <a:prstGeom prst="rect">
                       <a:avLst/>
@@ -5527,7 +5777,7 @@
         </w:rPr>
         <w:drawing>
           <wp:inline>
-            <wp:extent cx="3600000" cy="635869"/>
+            <wp:extent cx="3600000" cy="600000"/>
             <wp:effectExtent b="0" l="0" r="0" t="0"/>
             <wp:docPr descr="" title="" id="61" name="Picture"/>
             <a:graphic>
@@ -5548,7 +5798,7 @@
                   <pic:spPr bwMode="auto">
                     <a:xfrm>
                       <a:off x="0" y="0"/>
-                      <a:ext cx="3600000" cy="635869"/>
+                      <a:ext cx="3600000" cy="600000"/>
                     </a:xfrm>
                     <a:prstGeom prst="rect">
                       <a:avLst/>
@@ -5579,7 +5829,7 @@
         </w:rPr>
         <w:drawing>
           <wp:inline>
-            <wp:extent cx="3600000" cy="1383919"/>
+            <wp:extent cx="3600000" cy="1370558"/>
             <wp:effectExtent b="0" l="0" r="0" t="0"/>
             <wp:docPr descr="" title="" id="64" name="Picture"/>
             <a:graphic>
@@ -5600,7 +5850,7 @@
                   <pic:spPr bwMode="auto">
                     <a:xfrm>
                       <a:off x="0" y="0"/>
-                      <a:ext cx="3600000" cy="1383919"/>
+                      <a:ext cx="3600000" cy="1370558"/>
                     </a:xfrm>
                     <a:prstGeom prst="rect">
                       <a:avLst/>
@@ -10287,7 +10537,7 @@
         </w:rPr>
         <w:drawing>
           <wp:inline>
-            <wp:extent cx="1778000" cy="1701800"/>
+            <wp:extent cx="1778000" cy="1581897"/>
             <wp:effectExtent b="0" l="0" r="0" t="0"/>
             <wp:docPr descr="" title="" id="67" name="Picture"/>
             <a:graphic>
@@ -10308,7 +10558,7 @@
                   <pic:spPr bwMode="auto">
                     <a:xfrm>
                       <a:off x="0" y="0"/>
-                      <a:ext cx="1778000" cy="1701800"/>
+                      <a:ext cx="1778000" cy="1581897"/>
                     </a:xfrm>
                     <a:prstGeom prst="rect">
                       <a:avLst/>
@@ -10351,7 +10601,7 @@
         </w:rPr>
         <w:drawing>
           <wp:inline>
-            <wp:extent cx="1800000" cy="3363157"/>
+            <wp:extent cx="1756873" cy="3363157"/>
             <wp:effectExtent b="0" l="0" r="0" t="0"/>
             <wp:docPr descr="" title="" id="70" name="Picture"/>
             <a:graphic>
@@ -10372,7 +10622,7 @@
                   <pic:spPr bwMode="auto">
                     <a:xfrm>
                       <a:off x="0" y="0"/>
-                      <a:ext cx="1800000" cy="3363157"/>
+                      <a:ext cx="1756873" cy="3363157"/>
                     </a:xfrm>
                     <a:prstGeom prst="rect">
                       <a:avLst/>
@@ -10415,7 +10665,7 @@
         </w:rPr>
         <w:drawing>
           <wp:inline>
-            <wp:extent cx="1778000" cy="1803400"/>
+            <wp:extent cx="1776879" cy="1803400"/>
             <wp:effectExtent b="0" l="0" r="0" t="0"/>
             <wp:docPr descr="" title="" id="73" name="Picture"/>
             <a:graphic>
@@ -10436,7 +10686,7 @@
                   <pic:spPr bwMode="auto">
                     <a:xfrm>
                       <a:off x="0" y="0"/>
-                      <a:ext cx="1778000" cy="1803400"/>
+                      <a:ext cx="1776879" cy="1803400"/>
                     </a:xfrm>
                     <a:prstGeom prst="rect">
                       <a:avLst/>
@@ -10479,7 +10729,7 @@
         </w:rPr>
         <w:drawing>
           <wp:inline>
-            <wp:extent cx="1778000" cy="1803400"/>
+            <wp:extent cx="1776879" cy="1803400"/>
             <wp:effectExtent b="0" l="0" r="0" t="0"/>
             <wp:docPr descr="" title="" id="76" name="Picture"/>
             <a:graphic>
@@ -10500,7 +10750,7 @@
                   <pic:spPr bwMode="auto">
                     <a:xfrm>
                       <a:off x="0" y="0"/>
-                      <a:ext cx="1778000" cy="1803400"/>
+                      <a:ext cx="1776879" cy="1803400"/>
                     </a:xfrm>
                     <a:prstGeom prst="rect">
                       <a:avLst/>
@@ -12918,7 +13168,7 @@
         </w:rPr>
         <w:drawing>
           <wp:inline>
-            <wp:extent cx="3600000" cy="1119327"/>
+            <wp:extent cx="3600000" cy="1098947"/>
             <wp:effectExtent b="0" l="0" r="0" t="0"/>
             <wp:docPr descr="" title="" id="79" name="Picture"/>
             <a:graphic>
@@ -12939,7 +13189,7 @@
                   <pic:spPr bwMode="auto">
                     <a:xfrm>
                       <a:off x="0" y="0"/>
-                      <a:ext cx="3600000" cy="1119327"/>
+                      <a:ext cx="3600000" cy="1098947"/>
                     </a:xfrm>
                     <a:prstGeom prst="rect">
                       <a:avLst/>
@@ -13428,6 +13678,46 @@
     </w:p>
     <w:p>
       <w:pPr>
+        <w:spacing w:before="0" w:after="0"/>
+      </w:pPr>
+    </w:p>
+    <w:p>
+      <w:pPr>
+        <w:spacing w:before="0" w:after="0"/>
+      </w:pPr>
+    </w:p>
+    <w:p>
+      <w:pPr>
+        <w:spacing w:before="0" w:after="0"/>
+      </w:pPr>
+    </w:p>
+    <w:p>
+      <w:pPr>
+        <w:spacing w:before="0" w:after="0"/>
+      </w:pPr>
+    </w:p>
+    <w:p>
+      <w:pPr>
+        <w:spacing w:before="0" w:after="0"/>
+      </w:pPr>
+    </w:p>
+    <w:p>
+      <w:pPr>
+        <w:spacing w:before="0" w:after="0"/>
+      </w:pPr>
+    </w:p>
+    <w:p>
+      <w:pPr>
+        <w:spacing w:before="0" w:after="0"/>
+      </w:pPr>
+    </w:p>
+    <w:p>
+      <w:pPr>
+        <w:spacing w:before="0" w:after="0"/>
+      </w:pPr>
+    </w:p>
+    <w:p>
+      <w:pPr>
         <w:spacing w:before="160" w:after="80"/>
       </w:pPr>
       <w:r>
@@ -13544,7 +13834,7 @@
         </w:rPr>
         <w:drawing>
           <wp:inline>
-            <wp:extent cx="3600000" cy="2284615"/>
+            <wp:extent cx="3600000" cy="2267532"/>
             <wp:effectExtent b="0" l="0" r="0" t="0"/>
             <wp:docPr descr="" title="" id="85" name="Picture"/>
             <a:graphic>
@@ -13565,7 +13855,7 @@
                   <pic:spPr bwMode="auto">
                     <a:xfrm>
                       <a:off x="0" y="0"/>
-                      <a:ext cx="3600000" cy="2284615"/>
+                      <a:ext cx="3600000" cy="2267532"/>
                     </a:xfrm>
                     <a:prstGeom prst="rect">
                       <a:avLst/>
@@ -13899,7 +14189,7 @@
         </w:rPr>
         <w:drawing>
           <wp:inline>
-            <wp:extent cx="3600000" cy="2318417"/>
+            <wp:extent cx="3600000" cy="2291315"/>
             <wp:effectExtent b="0" l="0" r="0" t="0"/>
             <wp:docPr descr="" title="" id="96" name="Picture"/>
             <a:graphic>
@@ -13920,7 +14210,7 @@
                   <pic:spPr bwMode="auto">
                     <a:xfrm>
                       <a:off x="0" y="0"/>
-                      <a:ext cx="3600000" cy="2318417"/>
+                      <a:ext cx="3600000" cy="2291315"/>
                     </a:xfrm>
                     <a:prstGeom prst="rect">
                       <a:avLst/>
@@ -18713,6 +19003,46 @@
     </w:p>
     <w:p>
       <w:pPr>
+        <w:spacing w:before="0" w:after="0"/>
+      </w:pPr>
+    </w:p>
+    <w:p>
+      <w:pPr>
+        <w:spacing w:before="0" w:after="0"/>
+      </w:pPr>
+    </w:p>
+    <w:p>
+      <w:pPr>
+        <w:spacing w:before="0" w:after="0"/>
+      </w:pPr>
+    </w:p>
+    <w:p>
+      <w:pPr>
+        <w:spacing w:before="0" w:after="0"/>
+      </w:pPr>
+    </w:p>
+    <w:p>
+      <w:pPr>
+        <w:spacing w:before="0" w:after="0"/>
+      </w:pPr>
+    </w:p>
+    <w:p>
+      <w:pPr>
+        <w:spacing w:before="0" w:after="0"/>
+      </w:pPr>
+    </w:p>
+    <w:p>
+      <w:pPr>
+        <w:spacing w:before="0" w:after="0"/>
+      </w:pPr>
+    </w:p>
+    <w:p>
+      <w:pPr>
+        <w:spacing w:before="0" w:after="0"/>
+      </w:pPr>
+    </w:p>
+    <w:p>
+      <w:pPr>
         <w:spacing w:before="160" w:after="80"/>
       </w:pPr>
       <w:r>
@@ -19238,6 +19568,16 @@
         </w:rPr>
         <w:t xml:space="preserve">D. (Ⅳ) &gt; (Ⅲ) &gt; (Ⅰ) &gt; (Ⅱ)</w:t>
       </w:r>
+    </w:p>
+    <w:p>
+      <w:pPr>
+        <w:spacing w:before="0" w:after="0"/>
+      </w:pPr>
+    </w:p>
+    <w:p>
+      <w:pPr>
+        <w:spacing w:before="0" w:after="0"/>
+      </w:pPr>
     </w:p>
     <w:p>
       <w:pPr>
@@ -19559,129 +19899,59 @@
     </w:p>
     <w:p>
       <w:pPr>
-        <w:pStyle w:val="BlockText"/>
-      </w:pPr>
-      <w:r>
-        <w:rPr>
-          <w:rFonts w:hint="eastAsia" w:ascii="Times New Roman" w:hAnsi="Times New Roman" w:eastAsia="FangSong" w:cs="Times New Roman"/>
-          <w:b/>
-          <w:bCs/>
-        </w:rPr>
-        <w:t xml:space="preserve">校勘注</w:t>
+        <w:spacing w:before="0" w:after="0"/>
+      </w:pPr>
+    </w:p>
+    <w:p>
+      <w:pPr>
+        <w:spacing w:before="0" w:after="0"/>
+      </w:pPr>
+    </w:p>
+    <w:p>
+      <w:pPr>
+        <w:spacing w:before="160" w:after="80"/>
+      </w:pPr>
+      <w:r>
+        <w:pict>
+          <v:rect style="width:0;height:1.5pt" o:hralign="center" o:hrstd="t" o:hr="t"/>
+        </w:pict>
+      </w:r>
+    </w:p>
+    <w:bookmarkEnd w:id="110"/>
+    <w:bookmarkStart w:id="111" w:name="化学计量"/>
+    <w:p>
+      <w:pPr>
+        <w:pStyle w:val="Heading2"/>
+        <w:spacing w:before="280" w:after="120"/>
+      </w:pPr>
+      <w:r>
+        <w:rPr>
+          <w:rFonts w:ascii="Times New Roman" w:hAnsi="Times New Roman" w:eastAsia="Times New Roman" w:cs="Times New Roman"/>
+        </w:rPr>
+        <w:t xml:space="preserve">99.13 </w:t>
+      </w:r>
+      <w:r>
+        <w:rPr>
+          <w:rFonts w:hint="eastAsia" w:ascii="Times New Roman" w:hAnsi="Times New Roman" w:eastAsia="SimHei" w:cs="Times New Roman"/>
+        </w:rPr>
+        <w:t xml:space="preserve">化学计量</w:t>
+      </w:r>
+    </w:p>
+    <w:p>
+      <w:pPr>
+        <w:pStyle w:val="FirstParagraph"/>
+      </w:pPr>
+      <w:r>
+        <w:rPr>
+          <w:rFonts w:hint="eastAsia" w:ascii="Times New Roman" w:hAnsi="Times New Roman" w:eastAsia="FangSong" w:cs="Times New Roman"/>
+        </w:rPr>
+        <w:t>乙烯燃烧反应</w:t>
       </w:r>
       <w:r>
         <w:rPr>
           <w:rFonts w:hint="eastAsia" w:ascii="Times New Roman" w:hAnsi="Times New Roman" w:eastAsia="Times New Roman" w:cs="Times New Roman"/>
         </w:rPr>
         <w:t>：</w:t>
-      </w:r>
-      <w:r>
-        <w:rPr>
-          <w:rFonts w:hint="eastAsia" w:ascii="Times New Roman" w:hAnsi="Times New Roman" w:eastAsia="FangSong" w:cs="Times New Roman"/>
-        </w:rPr>
-        <w:t>题面</w:t>
-      </w:r>
-      <w:r>
-        <w:rPr>
-          <w:rFonts w:hint="eastAsia" w:ascii="Times New Roman" w:hAnsi="Times New Roman" w:eastAsia="Times New Roman" w:cs="Times New Roman"/>
-        </w:rPr>
-        <w:t>”</w:t>
-      </w:r>
-      <w:r>
-        <w:rPr>
-          <w:rFonts w:hint="eastAsia" w:ascii="Times New Roman" w:hAnsi="Times New Roman" w:eastAsia="FangSong" w:cs="Times New Roman"/>
-        </w:rPr>
-        <w:t>三聚氰胺</w:t>
-      </w:r>
-      <w:r>
-        <w:rPr>
-          <w:rFonts w:hint="eastAsia" w:ascii="Times New Roman" w:hAnsi="Times New Roman" w:eastAsia="Times New Roman" w:cs="Times New Roman"/>
-        </w:rPr>
-        <w:t>(</w:t>
-      </w:r>
-      <w:r>
-        <w:rPr>
-          <w:rFonts w:ascii="Times New Roman" w:hAnsi="Times New Roman" w:eastAsia="Times New Roman" w:cs="Times New Roman"/>
-        </w:rPr>
-        <w:t xml:space="preserve"> </w:t>
-      </w:r>
-      <w:r>
-        <w:rPr>
-          <w:rFonts w:hint="eastAsia" w:ascii="Times New Roman" w:hAnsi="Times New Roman" w:eastAsia="Times New Roman" w:cs="Times New Roman"/>
-        </w:rPr>
-        <w:t>)“</w:t>
-      </w:r>
-      <w:r>
-        <w:rPr>
-          <w:rFonts w:hint="eastAsia" w:ascii="Times New Roman" w:hAnsi="Times New Roman" w:eastAsia="FangSong" w:cs="Times New Roman"/>
-        </w:rPr>
-        <w:t>括号内结构式在原书</w:t>
-      </w:r>
-      <w:r>
-        <w:rPr>
-          <w:rFonts w:ascii="Times New Roman" w:hAnsi="Times New Roman" w:eastAsia="Times New Roman" w:cs="Times New Roman"/>
-        </w:rPr>
-        <w:t xml:space="preserve"> OCR </w:t>
-      </w:r>
-      <w:r>
-        <w:rPr>
-          <w:rFonts w:hint="eastAsia" w:ascii="Times New Roman" w:hAnsi="Times New Roman" w:eastAsia="FangSong" w:cs="Times New Roman"/>
-        </w:rPr>
-        <w:t>中为图片且丢失</w:t>
-      </w:r>
-      <w:r>
-        <w:rPr>
-          <w:rFonts w:hint="eastAsia" w:ascii="Times New Roman" w:hAnsi="Times New Roman" w:eastAsia="Times New Roman" w:cs="Times New Roman"/>
-        </w:rPr>
-        <w:t>（</w:t>
-      </w:r>
-      <w:r>
-        <w:rPr>
-          <w:rFonts w:hint="eastAsia" w:ascii="Times New Roman" w:hAnsi="Times New Roman" w:eastAsia="FangSong" w:cs="Times New Roman"/>
-        </w:rPr>
-        <w:t>无哈希可用</w:t>
-      </w:r>
-      <w:r>
-        <w:rPr>
-          <w:rFonts w:hint="eastAsia" w:ascii="Times New Roman" w:hAnsi="Times New Roman" w:eastAsia="Times New Roman" w:cs="Times New Roman"/>
-        </w:rPr>
-        <w:t>），</w:t>
-      </w:r>
-      <w:r>
-        <w:rPr>
-          <w:rFonts w:hint="eastAsia" w:ascii="Times New Roman" w:hAnsi="Times New Roman" w:eastAsia="FangSong" w:cs="Times New Roman"/>
-        </w:rPr>
-        <w:t>三聚氰胺</w:t>
-      </w:r>
-      <w:r>
-        <w:rPr>
-          <w:rFonts w:hint="eastAsia" w:ascii="Times New Roman" w:hAnsi="Times New Roman" w:eastAsia="Times New Roman" w:cs="Times New Roman"/>
-        </w:rPr>
-        <w:t>（1,3,5-</w:t>
-      </w:r>
-      <w:r>
-        <w:rPr>
-          <w:rFonts w:hint="eastAsia" w:ascii="Times New Roman" w:hAnsi="Times New Roman" w:eastAsia="FangSong" w:cs="Times New Roman"/>
-        </w:rPr>
-        <w:t>三氨基</w:t>
-      </w:r>
-      <w:r>
-        <w:rPr>
-          <w:rFonts w:hint="eastAsia" w:ascii="Times New Roman" w:hAnsi="Times New Roman" w:eastAsia="Times New Roman" w:cs="Times New Roman"/>
-        </w:rPr>
-        <w:t>-2,4,6-</w:t>
-      </w:r>
-      <w:r>
-        <w:rPr>
-          <w:rFonts w:hint="eastAsia" w:ascii="Times New Roman" w:hAnsi="Times New Roman" w:eastAsia="FangSong" w:cs="Times New Roman"/>
-        </w:rPr>
-        <w:t>三嗪</w:t>
-      </w:r>
-      <w:r>
-        <w:rPr>
-          <w:rFonts w:hint="eastAsia" w:ascii="Times New Roman" w:hAnsi="Times New Roman" w:eastAsia="Times New Roman" w:cs="Times New Roman"/>
-        </w:rPr>
-        <w:t>，</w:t>
       </w:r>
       <m:oMath>
         <m:oMathPr>
@@ -19700,7 +19970,7 @@
           </m:e>
           <m:sub>
             <m:r>
-              <m:t>3</m:t>
+              <m:t>2</m:t>
             </m:r>
           </m:sub>
         </m:sSub>
@@ -19712,34 +19982,201 @@
           </m:e>
           <m:sub>
             <m:r>
-              <m:t>6</m:t>
+              <m:t>4</m:t>
+            </m:r>
+          </m:sub>
+        </m:sSub>
+        <m:r>
+          <m:rPr>
+            <m:sty m:val="p"/>
+          </m:rPr>
+          <m:t>(</m:t>
+        </m:r>
+        <m:r>
+          <m:t>g</m:t>
+        </m:r>
+        <m:r>
+          <m:rPr>
+            <m:sty m:val="p"/>
+          </m:rPr>
+          <m:t>)</m:t>
+        </m:r>
+        <m:r>
+          <m:rPr>
+            <m:sty m:val="p"/>
+          </m:rPr>
+          <m:t>+</m:t>
+        </m:r>
+        <m:r>
+          <m:t>3</m:t>
+        </m:r>
+        <m:sSub>
+          <m:e>
+            <m:r>
+              <m:t>O</m:t>
+            </m:r>
+          </m:e>
+          <m:sub>
+            <m:r>
+              <m:t>2</m:t>
+            </m:r>
+          </m:sub>
+        </m:sSub>
+        <m:r>
+          <m:rPr>
+            <m:sty m:val="p"/>
+          </m:rPr>
+          <m:t>(</m:t>
+        </m:r>
+        <m:r>
+          <m:t>g</m:t>
+        </m:r>
+        <m:r>
+          <m:rPr>
+            <m:sty m:val="p"/>
+          </m:rPr>
+          <m:t>)</m:t>
+        </m:r>
+        <m:r>
+          <m:rPr>
+            <m:sty m:val="p"/>
+          </m:rPr>
+          <m:t>→</m:t>
+        </m:r>
+        <m:r>
+          <m:t>2</m:t>
+        </m:r>
+        <m:r>
+          <m:t>C</m:t>
+        </m:r>
+        <m:sSub>
+          <m:e>
+            <m:r>
+              <m:t>O</m:t>
+            </m:r>
+          </m:e>
+          <m:sub>
+            <m:r>
+              <m:t>2</m:t>
+            </m:r>
+          </m:sub>
+        </m:sSub>
+        <m:r>
+          <m:rPr>
+            <m:sty m:val="p"/>
+          </m:rPr>
+          <m:t>(</m:t>
+        </m:r>
+        <m:r>
+          <m:t>g</m:t>
+        </m:r>
+        <m:r>
+          <m:rPr>
+            <m:sty m:val="p"/>
+          </m:rPr>
+          <m:t>)</m:t>
+        </m:r>
+        <m:r>
+          <m:rPr>
+            <m:sty m:val="p"/>
+          </m:rPr>
+          <m:t>+</m:t>
+        </m:r>
+        <m:r>
+          <m:t>2</m:t>
+        </m:r>
+        <m:sSub>
+          <m:e>
+            <m:r>
+              <m:t>H</m:t>
+            </m:r>
+          </m:e>
+          <m:sub>
+            <m:r>
+              <m:t>2</m:t>
+            </m:r>
+          </m:sub>
+        </m:sSub>
+        <m:r>
+          <m:t>O</m:t>
+        </m:r>
+        <m:r>
+          <m:rPr>
+            <m:sty m:val="p"/>
+          </m:rPr>
+          <m:t>(</m:t>
+        </m:r>
+        <m:r>
+          <m:t>g</m:t>
+        </m:r>
+        <m:r>
+          <m:rPr>
+            <m:sty m:val="p"/>
+          </m:rPr>
+          <m:t>)</m:t>
+        </m:r>
+      </m:oMath>
+      <w:r>
+        <w:rPr>
+          <w:rFonts w:hint="eastAsia" w:ascii="Times New Roman" w:hAnsi="Times New Roman" w:eastAsia="Times New Roman" w:cs="Times New Roman"/>
+        </w:rPr>
+        <w:t>，</w:t>
+      </w:r>
+      <w:r>
+        <w:rPr>
+          <w:rFonts w:hint="eastAsia" w:ascii="Times New Roman" w:hAnsi="Times New Roman" w:eastAsia="FangSong" w:cs="Times New Roman"/>
+        </w:rPr>
+        <w:t>在等温等压条件下</w:t>
+      </w:r>
+      <w:r>
+        <w:rPr>
+          <w:rFonts w:hint="eastAsia" w:ascii="Times New Roman" w:hAnsi="Times New Roman" w:eastAsia="Times New Roman" w:cs="Times New Roman"/>
+        </w:rPr>
+        <w:t>，1mol</w:t>
+      </w:r>
+      <w:r>
+        <w:rPr>
+          <w:rFonts w:ascii="Times New Roman" w:hAnsi="Times New Roman" w:eastAsia="Times New Roman" w:cs="Times New Roman"/>
+        </w:rPr>
+        <w:t xml:space="preserve"> </w:t>
+      </w:r>
+      <m:oMath>
+        <m:sSub>
+          <m:e>
+            <m:r>
+              <m:t>C</m:t>
+            </m:r>
+          </m:e>
+          <m:sub>
+            <m:r>
+              <m:t>2</m:t>
             </m:r>
           </m:sub>
         </m:sSub>
         <m:sSub>
           <m:e>
             <m:r>
-              <m:t>N</m:t>
+              <m:t>H</m:t>
             </m:r>
           </m:e>
           <m:sub>
             <m:r>
-              <m:t>6</m:t>
+              <m:t>4</m:t>
             </m:r>
           </m:sub>
         </m:sSub>
       </m:oMath>
       <w:r>
         <w:rPr>
-          <w:rFonts w:hint="eastAsia" w:ascii="Times New Roman" w:hAnsi="Times New Roman" w:eastAsia="Times New Roman" w:cs="Times New Roman"/>
-        </w:rPr>
-        <w:t>，M=126）</w:t>
-      </w:r>
-      <w:r>
-        <w:rPr>
-          <w:rFonts w:hint="eastAsia" w:ascii="Times New Roman" w:hAnsi="Times New Roman" w:eastAsia="FangSong" w:cs="Times New Roman"/>
-        </w:rPr>
-        <w:t>结构不补图</w:t>
+          <w:rFonts w:ascii="Times New Roman" w:hAnsi="Times New Roman" w:eastAsia="Times New Roman" w:cs="Times New Roman"/>
+        </w:rPr>
+        <w:t xml:space="preserve"> </w:t>
+      </w:r>
+      <w:r>
+        <w:rPr>
+          <w:rFonts w:hint="eastAsia" w:ascii="Times New Roman" w:hAnsi="Times New Roman" w:eastAsia="FangSong" w:cs="Times New Roman"/>
+        </w:rPr>
+        <w:t>完全燃烧后</w:t>
       </w:r>
       <w:r>
         <w:rPr>
@@ -19751,296 +20188,6 @@
         <w:rPr>
           <w:rFonts w:hint="eastAsia" w:ascii="Times New Roman" w:hAnsi="Times New Roman" w:eastAsia="FangSong" w:cs="Times New Roman"/>
         </w:rPr>
-        <w:t>以文字注记</w:t>
-      </w:r>
-      <w:r>
-        <w:rPr>
-          <w:rFonts w:hint="eastAsia" w:ascii="Times New Roman" w:hAnsi="Times New Roman" w:eastAsia="Times New Roman" w:cs="Times New Roman"/>
-        </w:rPr>
-        <w:t>。</w:t>
-      </w:r>
-    </w:p>
-    <w:p>
-      <w:pPr>
-        <w:spacing w:before="160" w:after="80"/>
-      </w:pPr>
-      <w:r>
-        <w:pict>
-          <v:rect style="width:0;height:1.5pt" o:hralign="center" o:hrstd="t" o:hr="t"/>
-        </w:pict>
-      </w:r>
-    </w:p>
-    <w:bookmarkEnd w:id="110"/>
-    <w:bookmarkStart w:id="111" w:name="化学计量"/>
-    <w:p>
-      <w:pPr>
-        <w:pStyle w:val="Heading2"/>
-        <w:spacing w:before="280" w:after="120"/>
-      </w:pPr>
-      <w:r>
-        <w:rPr>
-          <w:rFonts w:ascii="Times New Roman" w:hAnsi="Times New Roman" w:eastAsia="Times New Roman" w:cs="Times New Roman"/>
-        </w:rPr>
-        <w:t xml:space="preserve">99.13 </w:t>
-      </w:r>
-      <w:r>
-        <w:rPr>
-          <w:rFonts w:hint="eastAsia" w:ascii="Times New Roman" w:hAnsi="Times New Roman" w:eastAsia="SimHei" w:cs="Times New Roman"/>
-        </w:rPr>
-        <w:t xml:space="preserve">化学计量</w:t>
-      </w:r>
-    </w:p>
-    <w:p>
-      <w:pPr>
-        <w:pStyle w:val="FirstParagraph"/>
-      </w:pPr>
-      <w:r>
-        <w:rPr>
-          <w:rFonts w:hint="eastAsia" w:ascii="Times New Roman" w:hAnsi="Times New Roman" w:eastAsia="FangSong" w:cs="Times New Roman"/>
-        </w:rPr>
-        <w:t>乙烯燃烧反应</w:t>
-      </w:r>
-      <w:r>
-        <w:rPr>
-          <w:rFonts w:hint="eastAsia" w:ascii="Times New Roman" w:hAnsi="Times New Roman" w:eastAsia="Times New Roman" w:cs="Times New Roman"/>
-        </w:rPr>
-        <w:t>：</w:t>
-      </w:r>
-      <m:oMath>
-        <m:oMathPr>
-          <m:ctrlPr>
-            <w:rPr>
-              <w:sz w:val="28"/>
-              <w:szCs w:val="28"/>
-            </w:rPr>
-          </m:ctrlPr>
-        </m:oMathPr>
-        <m:sSub>
-          <m:e>
-            <m:r>
-              <m:t>C</m:t>
-            </m:r>
-          </m:e>
-          <m:sub>
-            <m:r>
-              <m:t>2</m:t>
-            </m:r>
-          </m:sub>
-        </m:sSub>
-        <m:sSub>
-          <m:e>
-            <m:r>
-              <m:t>H</m:t>
-            </m:r>
-          </m:e>
-          <m:sub>
-            <m:r>
-              <m:t>4</m:t>
-            </m:r>
-          </m:sub>
-        </m:sSub>
-        <m:r>
-          <m:rPr>
-            <m:sty m:val="p"/>
-          </m:rPr>
-          <m:t>(</m:t>
-        </m:r>
-        <m:r>
-          <m:t>g</m:t>
-        </m:r>
-        <m:r>
-          <m:rPr>
-            <m:sty m:val="p"/>
-          </m:rPr>
-          <m:t>)</m:t>
-        </m:r>
-        <m:r>
-          <m:rPr>
-            <m:sty m:val="p"/>
-          </m:rPr>
-          <m:t>+</m:t>
-        </m:r>
-        <m:r>
-          <m:t>3</m:t>
-        </m:r>
-        <m:sSub>
-          <m:e>
-            <m:r>
-              <m:t>O</m:t>
-            </m:r>
-          </m:e>
-          <m:sub>
-            <m:r>
-              <m:t>2</m:t>
-            </m:r>
-          </m:sub>
-        </m:sSub>
-        <m:r>
-          <m:rPr>
-            <m:sty m:val="p"/>
-          </m:rPr>
-          <m:t>(</m:t>
-        </m:r>
-        <m:r>
-          <m:t>g</m:t>
-        </m:r>
-        <m:r>
-          <m:rPr>
-            <m:sty m:val="p"/>
-          </m:rPr>
-          <m:t>)</m:t>
-        </m:r>
-        <m:r>
-          <m:rPr>
-            <m:sty m:val="p"/>
-          </m:rPr>
-          <m:t>→</m:t>
-        </m:r>
-        <m:r>
-          <m:t>2</m:t>
-        </m:r>
-        <m:r>
-          <m:t>C</m:t>
-        </m:r>
-        <m:sSub>
-          <m:e>
-            <m:r>
-              <m:t>O</m:t>
-            </m:r>
-          </m:e>
-          <m:sub>
-            <m:r>
-              <m:t>2</m:t>
-            </m:r>
-          </m:sub>
-        </m:sSub>
-        <m:r>
-          <m:rPr>
-            <m:sty m:val="p"/>
-          </m:rPr>
-          <m:t>(</m:t>
-        </m:r>
-        <m:r>
-          <m:t>g</m:t>
-        </m:r>
-        <m:r>
-          <m:rPr>
-            <m:sty m:val="p"/>
-          </m:rPr>
-          <m:t>)</m:t>
-        </m:r>
-        <m:r>
-          <m:rPr>
-            <m:sty m:val="p"/>
-          </m:rPr>
-          <m:t>+</m:t>
-        </m:r>
-        <m:r>
-          <m:t>2</m:t>
-        </m:r>
-        <m:sSub>
-          <m:e>
-            <m:r>
-              <m:t>H</m:t>
-            </m:r>
-          </m:e>
-          <m:sub>
-            <m:r>
-              <m:t>2</m:t>
-            </m:r>
-          </m:sub>
-        </m:sSub>
-        <m:r>
-          <m:t>O</m:t>
-        </m:r>
-        <m:r>
-          <m:rPr>
-            <m:sty m:val="p"/>
-          </m:rPr>
-          <m:t>(</m:t>
-        </m:r>
-        <m:r>
-          <m:t>g</m:t>
-        </m:r>
-        <m:r>
-          <m:rPr>
-            <m:sty m:val="p"/>
-          </m:rPr>
-          <m:t>)</m:t>
-        </m:r>
-      </m:oMath>
-      <w:r>
-        <w:rPr>
-          <w:rFonts w:hint="eastAsia" w:ascii="Times New Roman" w:hAnsi="Times New Roman" w:eastAsia="Times New Roman" w:cs="Times New Roman"/>
-        </w:rPr>
-        <w:t>，</w:t>
-      </w:r>
-      <w:r>
-        <w:rPr>
-          <w:rFonts w:hint="eastAsia" w:ascii="Times New Roman" w:hAnsi="Times New Roman" w:eastAsia="FangSong" w:cs="Times New Roman"/>
-        </w:rPr>
-        <w:t>在等温等压条件下</w:t>
-      </w:r>
-      <w:r>
-        <w:rPr>
-          <w:rFonts w:hint="eastAsia" w:ascii="Times New Roman" w:hAnsi="Times New Roman" w:eastAsia="Times New Roman" w:cs="Times New Roman"/>
-        </w:rPr>
-        <w:t>，1mol</w:t>
-      </w:r>
-      <w:r>
-        <w:rPr>
-          <w:rFonts w:ascii="Times New Roman" w:hAnsi="Times New Roman" w:eastAsia="Times New Roman" w:cs="Times New Roman"/>
-        </w:rPr>
-        <w:t xml:space="preserve"> </w:t>
-      </w:r>
-      <m:oMath>
-        <m:sSub>
-          <m:e>
-            <m:r>
-              <m:t>C</m:t>
-            </m:r>
-          </m:e>
-          <m:sub>
-            <m:r>
-              <m:t>2</m:t>
-            </m:r>
-          </m:sub>
-        </m:sSub>
-        <m:sSub>
-          <m:e>
-            <m:r>
-              <m:t>H</m:t>
-            </m:r>
-          </m:e>
-          <m:sub>
-            <m:r>
-              <m:t>4</m:t>
-            </m:r>
-          </m:sub>
-        </m:sSub>
-      </m:oMath>
-      <w:r>
-        <w:rPr>
-          <w:rFonts w:ascii="Times New Roman" w:hAnsi="Times New Roman" w:eastAsia="Times New Roman" w:cs="Times New Roman"/>
-        </w:rPr>
-        <w:t xml:space="preserve"> </w:t>
-      </w:r>
-      <w:r>
-        <w:rPr>
-          <w:rFonts w:hint="eastAsia" w:ascii="Times New Roman" w:hAnsi="Times New Roman" w:eastAsia="FangSong" w:cs="Times New Roman"/>
-        </w:rPr>
-        <w:t>完全燃烧后</w:t>
-      </w:r>
-      <w:r>
-        <w:rPr>
-          <w:rFonts w:hint="eastAsia" w:ascii="Times New Roman" w:hAnsi="Times New Roman" w:eastAsia="Times New Roman" w:cs="Times New Roman"/>
-        </w:rPr>
-        <w:t>，</w:t>
-      </w:r>
-      <w:r>
-        <w:rPr>
-          <w:rFonts w:hint="eastAsia" w:ascii="Times New Roman" w:hAnsi="Times New Roman" w:eastAsia="FangSong" w:cs="Times New Roman"/>
-        </w:rPr>
         <w:t>气体体积变为原来的多少倍</w:t>
       </w:r>
       <w:r>
@@ -20049,6 +20196,21 @@
         </w:rPr>
         <w:t>？</w:t>
       </w:r>
+    </w:p>
+    <w:p>
+      <w:pPr>
+        <w:spacing w:before="0" w:after="0"/>
+      </w:pPr>
+    </w:p>
+    <w:p>
+      <w:pPr>
+        <w:spacing w:before="0" w:after="0"/>
+      </w:pPr>
+    </w:p>
+    <w:p>
+      <w:pPr>
+        <w:spacing w:before="0" w:after="0"/>
+      </w:pPr>
     </w:p>
     <w:p>
       <w:pPr>

--- a/00-首页/题组Word/习题书/第三篇-有机化学/第三篇-有机化学-99-综合题-学生版.docx
+++ b/00-首页/题组Word/习题书/第三篇-有机化学/第三篇-有机化学-99-综合题-学生版.docx
@@ -15274,6 +15274,14 @@
       <w:tblPr>
         <w:tblStyle w:val="Table"/>
         <w:tblW w:type="auto" w:w="0"/>
+        <w:tblBorders>
+          <w:top w:val="single" w:sz="12" w:space="0" w:color="000000"/>
+          <w:left w:val="none" w:sz="0" w:space="0" w:color="auto"/>
+          <w:bottom w:val="single" w:sz="12" w:space="0" w:color="000000"/>
+          <w:right w:val="none" w:sz="0" w:space="0" w:color="auto"/>
+          <w:insideH w:val="none" w:sz="0" w:space="0" w:color="auto"/>
+          <w:insideV w:val="none" w:sz="0" w:space="0" w:color="auto"/>
+        </w:tblBorders>
         <w:tblLook w:firstRow="1" w:lastRow="0" w:firstColumn="0" w:lastColumn="0" w:noHBand="0" w:noVBand="0" w:val="0020"/>
       </w:tblPr>
       <w:tblGrid>
@@ -15286,7 +15294,11 @@
           <w:tblHeader w:val="on"/>
         </w:trPr>
         <w:tc>
-          <w:tcPr/>
+          <w:tcPr>
+            <w:tcBorders>
+              <w:bottom w:val="single" w:sz="8" w:space="0" w:color="000000"/>
+            </w:tcBorders>
+          </w:tcPr>
           <w:p>
             <w:pPr>
               <w:pStyle w:val="Compact"/>
@@ -15302,7 +15314,11 @@
           </w:p>
         </w:tc>
         <w:tc>
-          <w:tcPr/>
+          <w:tcPr>
+            <w:tcBorders>
+              <w:bottom w:val="single" w:sz="8" w:space="0" w:color="000000"/>
+            </w:tcBorders>
+          </w:tcPr>
           <w:p>
             <w:pPr>
               <w:pStyle w:val="Compact"/>
@@ -15318,7 +15334,11 @@
           </w:p>
         </w:tc>
         <w:tc>
-          <w:tcPr/>
+          <w:tcPr>
+            <w:tcBorders>
+              <w:bottom w:val="single" w:sz="8" w:space="0" w:color="000000"/>
+            </w:tcBorders>
+          </w:tcPr>
           <w:p>
             <w:pPr>
               <w:pStyle w:val="Compact"/>
@@ -19528,6 +19548,7 @@
     <w:p>
       <w:pPr>
         <w:pStyle w:val="BodyText"/>
+        <w:spacing w:before="0" w:after="0"/>
       </w:pPr>
       <w:r>
         <w:rPr>
@@ -19539,6 +19560,7 @@
     <w:p>
       <w:pPr>
         <w:pStyle w:val="BodyText"/>
+        <w:spacing w:before="0" w:after="0"/>
       </w:pPr>
       <w:r>
         <w:rPr>
@@ -19550,6 +19572,7 @@
     <w:p>
       <w:pPr>
         <w:pStyle w:val="BodyText"/>
+        <w:spacing w:before="0" w:after="0"/>
       </w:pPr>
       <w:r>
         <w:rPr>
@@ -19561,6 +19584,7 @@
     <w:p>
       <w:pPr>
         <w:pStyle w:val="BodyText"/>
+        <w:spacing w:before="0" w:after="0"/>
       </w:pPr>
       <w:r>
         <w:rPr>
@@ -19820,6 +19844,7 @@
     <w:p>
       <w:pPr>
         <w:pStyle w:val="BodyText"/>
+        <w:spacing w:before="0" w:after="0"/>
       </w:pPr>
       <w:r>
         <w:rPr>
@@ -19837,6 +19862,7 @@
     <w:p>
       <w:pPr>
         <w:pStyle w:val="BodyText"/>
+        <w:spacing w:before="0" w:after="0"/>
       </w:pPr>
       <w:r>
         <w:rPr>
@@ -19854,6 +19880,7 @@
     <w:p>
       <w:pPr>
         <w:pStyle w:val="BodyText"/>
+        <w:spacing w:before="0" w:after="0"/>
       </w:pPr>
       <w:r>
         <w:rPr>
@@ -19871,6 +19898,7 @@
     <w:p>
       <w:pPr>
         <w:pStyle w:val="BodyText"/>
+        <w:spacing w:before="0" w:after="0"/>
       </w:pPr>
       <w:r>
         <w:rPr>
@@ -22218,7 +22246,7 @@
     <ns0:rPr>
       <ns0:rFonts ns0:ascii="Times New Roman" ns0:cs="Times New Roman" ns0:eastAsia="SimHei" ns0:hAnsi="Times New Roman"/>
       <ns0:b/>
-      <ns0:color ns0:val="17324D"/>
+      <ns0:color ns0:val="000000"/>
       <ns0:sz ns0:val="44"/>
       <ns0:szCs ns0:val="56"/>
     </ns0:rPr>
@@ -22360,7 +22388,7 @@
     <ns0:rPr>
       <ns0:rFonts ns0:ascii="Times New Roman" ns0:cs="Times New Roman" ns0:eastAsia="SimHei" ns0:hAnsi="Times New Roman"/>
       <ns0:b/>
-      <ns0:color ns0:val="17324D"/>
+      <ns0:color ns0:val="000000"/>
       <ns0:sz ns0:val="32"/>
       <ns0:szCs ns0:val="40"/>
     </ns0:rPr>
@@ -22384,7 +22412,7 @@
     <ns0:rPr>
       <ns0:rFonts ns0:ascii="Times New Roman" ns0:cs="Times New Roman" ns0:eastAsia="SimHei" ns0:hAnsi="Times New Roman"/>
       <ns0:b/>
-      <ns0:color ns0:val="17324D"/>
+      <ns0:color ns0:val="000000"/>
       <ns0:sz ns0:val="28"/>
       <ns0:szCs ns0:val="32"/>
     </ns0:rPr>
@@ -22408,7 +22436,7 @@
     <ns0:rPr>
       <ns0:rFonts ns0:ascii="Times New Roman" ns0:cs="Times New Roman" ns0:eastAsia="SimHei" ns0:hAnsi="Times New Roman"/>
       <ns0:b/>
-      <ns0:color ns0:val="17324D"/>
+      <ns0:color ns0:val="000000"/>
       <ns0:sz ns0:val="25"/>
       <ns0:szCs ns0:val="28"/>
     </ns0:rPr>
